--- a/materialien/lernerfolgskontrolle/Lernerfolgskontrolle_Wunschbrief_Termin_2.docx
+++ b/materialien/lernerfolgskontrolle/Lernerfolgskontrolle_Wunschbrief_Termin_2.docx
@@ -24,7 +24,7 @@
         <w:pStyle w:val="ExamBody"/>
       </w:pPr>
       <w:r>
-        <w:t>Arbeitszeit: ______ Minuten · Die Lehrkraft trägt die Zeit ein.</w:t>
+        <w:t>Arbeitszeit: max. 45 Minuten</w:t>
       </w:r>
     </w:p>
     <w:p>
@@ -40,7 +40,7 @@
         <w:pStyle w:val="ExamBody"/>
       </w:pPr>
       <w:r>
-        <w:t>Die Schulleitung sammelt Wünsche für den Schulalltag. Schreibe ihr einen Brief. Dein Wunsch ist: eine Leseecke.</w:t>
+        <w:t>Schulleiterin Frau Schneider sammelt Wünsche für Schulhof B. Du möchtest eine Ausleihe von Spielgeräten für die Pausen. Schreibe Frau Schneider einen Brief und erkläre, warum dir dieser Wunsch wichtig ist.</w:t>
       </w:r>
     </w:p>
     <w:p>
@@ -64,7 +64,7 @@
         <w:pStyle w:val="ExamBody"/>
       </w:pPr>
       <w:r>
-        <w:t>☐ Wähle eine passende Anrede für die Schulleitung.</w:t>
+        <w:t>☐ Wähle eine passende Anrede für Schulleiterin Frau Schneider.</w:t>
       </w:r>
     </w:p>
     <w:p>
@@ -72,7 +72,7 @@
         <w:pStyle w:val="ExamBody"/>
       </w:pPr>
       <w:r>
-        <w:t>☐ Formuliere den vorgegebenen Wunsch klar und freundlich.</w:t>
+        <w:t>☐ Formuliere den Wunsch nach einer Ausleihe von Spielgeräten für Schulhof B klar und freundlich.</w:t>
       </w:r>
     </w:p>
     <w:p>
@@ -80,7 +80,7 @@
         <w:pStyle w:val="ExamBody"/>
       </w:pPr>
       <w:r>
-        <w:t>☐ Schreibe mindestens einen weiteren passenden Satz.</w:t>
+        <w:t>☐ Nenne mindestens einen passenden Grund für den Wunsch.</w:t>
       </w:r>
     </w:p>
     <w:p>
@@ -96,7 +96,7 @@
         <w:pStyle w:val="ExamBody"/>
       </w:pPr>
       <w:r>
-        <w:t>☐ Schreibe ganze Sätze und so, dass man deine Schrift lesen kann.</w:t>
+        <w:t>☐ Schreibe verständliche ganze Sätze und lesbar.</w:t>
       </w:r>
     </w:p>
     <w:p>
@@ -104,7 +104,7 @@
         <w:pStyle w:val="ExamHeading"/>
       </w:pPr>
       <w:r>
-        <w:t>Zusätze · freiwillig</w:t>
+        <w:t>Freiwillig: Nutze die Umfrage</w:t>
       </w:r>
     </w:p>
     <w:p>
@@ -112,15 +112,7 @@
         <w:pStyle w:val="ExamBody"/>
       </w:pPr>
       <w:r>
-        <w:t>Du kannst einen sachlichen Grund und/oder ein passendes Umfrageergebnis ergänzen. Beides darfst du weglassen.</w:t>
-      </w:r>
-    </w:p>
-    <w:p>
-      <w:pPr>
-        <w:pStyle w:val="ExamHeading"/>
-      </w:pPr>
-      <w:r>
-        <w:t>Beispielumfrage · nur für den freiwilligen Zusatz</w:t>
+        <w:t>Wenn du möchtest, ergänze ein passendes Umfrageergebnis. Dies ist der einzige freiwillige Zusatz.</w:t>
       </w:r>
     </w:p>
     <w:p>
@@ -128,7 +120,7 @@
         <w:pStyle w:val="ExamBody"/>
       </w:pPr>
       <w:r>
-        <w:t>26 Kinder einer Beispielklasse wurden gefragt: „Was wünschst du dir für den Schulalltag?“ Mehrere Antworten waren erlaubt. Die Zahlen sind erfunden.</w:t>
+        <w:t>26 Kinder einer Beispielklasse wurden gefragt: „Was wünschst du dir für den Pausenhof?“ Mehrere Antworten waren erlaubt. Die Zahlen sind erfunden.</w:t>
       </w:r>
     </w:p>
     <w:tbl>
@@ -166,7 +158,7 @@
               <w:rPr>
                 <w:b/>
               </w:rPr>
-              <w:t>Wunsch</w:t>
+              <w:t>Wunsch für den Pausenhof</w:t>
             </w:r>
           </w:p>
         </w:tc>
@@ -205,7 +197,7 @@
               <w:rPr>
                 <w:b w:val="0"/>
               </w:rPr>
-              <w:t>Leseecke</w:t>
+              <w:t>Ausleihe von Spielgeräten</w:t>
             </w:r>
           </w:p>
         </w:tc>
@@ -244,7 +236,7 @@
               <w:rPr>
                 <w:b w:val="0"/>
               </w:rPr>
-              <w:t>Sitzplätze</w:t>
+              <w:t>Mehr Sitzbänke</w:t>
             </w:r>
           </w:p>
         </w:tc>
@@ -283,7 +275,7 @@
               <w:rPr>
                 <w:b w:val="0"/>
               </w:rPr>
-              <w:t>Neue Bälle</w:t>
+              <w:t>Klettergerüst mit Rutsche</w:t>
             </w:r>
           </w:p>
         </w:tc>
@@ -322,7 +314,7 @@
               <w:rPr>
                 <w:b w:val="0"/>
               </w:rPr>
-              <w:t>Spieleausleihe</w:t>
+              <w:t>Größere Fußballtore</w:t>
             </w:r>
           </w:p>
         </w:tc>
@@ -367,7 +359,7 @@
         <w:pStyle w:val="ExamBody"/>
       </w:pPr>
       <w:r>
-        <w:t>Notiere Stichwörter. Deinen Brief schreibst du erst auf den Schreibbogen. Die beiden Hilfeseiten am Ende darfst du nutzen.</w:t>
+        <w:t>Notiere Stichwörter. Deinen Brief schreibst du erst auf den Schreibbogen. Die beiden Hilfeseiten darfst du nutzen.</w:t>
       </w:r>
     </w:p>
     <w:p>
@@ -399,7 +391,7 @@
         <w:pStyle w:val="ExamLabel"/>
       </w:pPr>
       <w:r>
-        <w:t>Was wünschst du dir?</w:t>
+        <w:t>Was wünschst du dir für Schulhof B?</w:t>
       </w:r>
     </w:p>
     <w:p>
@@ -423,7 +415,7 @@
         <w:pStyle w:val="ExamLabel"/>
       </w:pPr>
       <w:r>
-        <w:t>Welcher weitere Satz passt zu deinem Wunsch?</w:t>
+        <w:t>Warum ist die Ausleihe von Spielgeräten sinnvoll? Nenne einen Grund.</w:t>
       </w:r>
     </w:p>
     <w:p>
@@ -495,31 +487,7 @@
         <w:pStyle w:val="ExamHeading"/>
       </w:pPr>
       <w:r>
-        <w:t>Nur wenn du Zusätze nutzen möchtest</w:t>
-      </w:r>
-    </w:p>
-    <w:p>
-      <w:pPr>
-        <w:pStyle w:val="ExamLabel"/>
-      </w:pPr>
-      <w:r>
-        <w:t>Welchen sachlichen Grund möchtest du nennen? · freiwillig</w:t>
-      </w:r>
-    </w:p>
-    <w:p>
-      <w:pPr>
-        <w:pStyle w:val="ExamBody"/>
-        <w:spacing w:after="0" w:line="440" w:lineRule="exact"/>
-        <w:pBdr>
-          <w:bottom w:val="single" w:sz="3" w:color="B2B8BC"/>
-          <w:between w:val="single" w:sz="3" w:color="B2B8BC"/>
-        </w:pBdr>
-      </w:pPr>
-      <w:r>
-        <w:rPr>
-          <w:sz w:val="2"/>
-        </w:rPr>
-        <w:t xml:space="preserve"> </w:t>
+        <w:t>Nur wenn du die Umfrage nutzen möchtest</w:t>
       </w:r>
     </w:p>
     <w:p>
@@ -551,7 +519,7 @@
         <w:pStyle w:val="ExamBody"/>
       </w:pPr>
       <w:r>
-        <w:t>Die beiden Zusatzfelder dürfen leer bleiben.</w:t>
+        <w:t>Dieses Feld darf leer bleiben. Ein passender Grund gehört aber in den Brief.</w:t>
       </w:r>
     </w:p>
     <w:p>
@@ -576,13 +544,21 @@
         <w:pStyle w:val="ExamBody"/>
       </w:pPr>
       <w:r>
+        <w:t>Arbeitszeit: max. 45 Minuten</w:t>
+      </w:r>
+    </w:p>
+    <w:p>
+      <w:pPr>
+        <w:pStyle w:val="ExamBody"/>
+      </w:pPr>
+      <w:r>
         <w:t>Schreibe hier deinen vollständigen Brief. Bei Bedarf bekommst du weiteres Schreibpapier.</w:t>
       </w:r>
     </w:p>
     <w:p>
       <w:pPr>
         <w:pStyle w:val="ExamBody"/>
-        <w:spacing w:after="0" w:line="500" w:lineRule="exact"/>
+        <w:spacing w:after="0" w:line="480" w:lineRule="exact"/>
         <w:pBdr>
           <w:bottom w:val="single" w:sz="3" w:color="B2B8BC"/>
           <w:between w:val="single" w:sz="3" w:color="B2B8BC"/>
@@ -598,7 +574,7 @@
     <w:p>
       <w:pPr>
         <w:pStyle w:val="ExamBody"/>
-        <w:spacing w:after="0" w:line="500" w:lineRule="exact"/>
+        <w:spacing w:after="0" w:line="480" w:lineRule="exact"/>
         <w:pBdr>
           <w:bottom w:val="single" w:sz="3" w:color="B2B8BC"/>
           <w:between w:val="single" w:sz="3" w:color="B2B8BC"/>
@@ -614,7 +590,7 @@
     <w:p>
       <w:pPr>
         <w:pStyle w:val="ExamBody"/>
-        <w:spacing w:after="0" w:line="500" w:lineRule="exact"/>
+        <w:spacing w:after="0" w:line="480" w:lineRule="exact"/>
         <w:pBdr>
           <w:bottom w:val="single" w:sz="3" w:color="B2B8BC"/>
           <w:between w:val="single" w:sz="3" w:color="B2B8BC"/>
@@ -630,7 +606,7 @@
     <w:p>
       <w:pPr>
         <w:pStyle w:val="ExamBody"/>
-        <w:spacing w:after="0" w:line="500" w:lineRule="exact"/>
+        <w:spacing w:after="0" w:line="480" w:lineRule="exact"/>
         <w:pBdr>
           <w:bottom w:val="single" w:sz="3" w:color="B2B8BC"/>
           <w:between w:val="single" w:sz="3" w:color="B2B8BC"/>
@@ -646,7 +622,7 @@
     <w:p>
       <w:pPr>
         <w:pStyle w:val="ExamBody"/>
-        <w:spacing w:after="0" w:line="500" w:lineRule="exact"/>
+        <w:spacing w:after="0" w:line="480" w:lineRule="exact"/>
         <w:pBdr>
           <w:bottom w:val="single" w:sz="3" w:color="B2B8BC"/>
           <w:between w:val="single" w:sz="3" w:color="B2B8BC"/>
@@ -662,7 +638,7 @@
     <w:p>
       <w:pPr>
         <w:pStyle w:val="ExamBody"/>
-        <w:spacing w:after="0" w:line="500" w:lineRule="exact"/>
+        <w:spacing w:after="0" w:line="480" w:lineRule="exact"/>
         <w:pBdr>
           <w:bottom w:val="single" w:sz="3" w:color="B2B8BC"/>
           <w:between w:val="single" w:sz="3" w:color="B2B8BC"/>
@@ -678,7 +654,7 @@
     <w:p>
       <w:pPr>
         <w:pStyle w:val="ExamBody"/>
-        <w:spacing w:after="0" w:line="500" w:lineRule="exact"/>
+        <w:spacing w:after="0" w:line="480" w:lineRule="exact"/>
         <w:pBdr>
           <w:bottom w:val="single" w:sz="3" w:color="B2B8BC"/>
           <w:between w:val="single" w:sz="3" w:color="B2B8BC"/>
@@ -694,7 +670,7 @@
     <w:p>
       <w:pPr>
         <w:pStyle w:val="ExamBody"/>
-        <w:spacing w:after="0" w:line="500" w:lineRule="exact"/>
+        <w:spacing w:after="0" w:line="480" w:lineRule="exact"/>
         <w:pBdr>
           <w:bottom w:val="single" w:sz="3" w:color="B2B8BC"/>
           <w:between w:val="single" w:sz="3" w:color="B2B8BC"/>
@@ -710,7 +686,7 @@
     <w:p>
       <w:pPr>
         <w:pStyle w:val="ExamBody"/>
-        <w:spacing w:after="0" w:line="500" w:lineRule="exact"/>
+        <w:spacing w:after="0" w:line="480" w:lineRule="exact"/>
         <w:pBdr>
           <w:bottom w:val="single" w:sz="3" w:color="B2B8BC"/>
           <w:between w:val="single" w:sz="3" w:color="B2B8BC"/>
@@ -726,7 +702,7 @@
     <w:p>
       <w:pPr>
         <w:pStyle w:val="ExamBody"/>
-        <w:spacing w:after="0" w:line="500" w:lineRule="exact"/>
+        <w:spacing w:after="0" w:line="480" w:lineRule="exact"/>
         <w:pBdr>
           <w:bottom w:val="single" w:sz="3" w:color="B2B8BC"/>
           <w:between w:val="single" w:sz="3" w:color="B2B8BC"/>
@@ -742,7 +718,7 @@
     <w:p>
       <w:pPr>
         <w:pStyle w:val="ExamBody"/>
-        <w:spacing w:after="0" w:line="500" w:lineRule="exact"/>
+        <w:spacing w:after="0" w:line="480" w:lineRule="exact"/>
         <w:pBdr>
           <w:bottom w:val="single" w:sz="3" w:color="B2B8BC"/>
           <w:between w:val="single" w:sz="3" w:color="B2B8BC"/>
@@ -758,7 +734,7 @@
     <w:p>
       <w:pPr>
         <w:pStyle w:val="ExamBody"/>
-        <w:spacing w:after="0" w:line="500" w:lineRule="exact"/>
+        <w:spacing w:after="0" w:line="480" w:lineRule="exact"/>
         <w:pBdr>
           <w:bottom w:val="single" w:sz="3" w:color="B2B8BC"/>
           <w:between w:val="single" w:sz="3" w:color="B2B8BC"/>
@@ -774,7 +750,7 @@
     <w:p>
       <w:pPr>
         <w:pStyle w:val="ExamBody"/>
-        <w:spacing w:after="0" w:line="500" w:lineRule="exact"/>
+        <w:spacing w:after="0" w:line="480" w:lineRule="exact"/>
         <w:pBdr>
           <w:bottom w:val="single" w:sz="3" w:color="B2B8BC"/>
           <w:between w:val="single" w:sz="3" w:color="B2B8BC"/>
@@ -790,7 +766,7 @@
     <w:p>
       <w:pPr>
         <w:pStyle w:val="ExamBody"/>
-        <w:spacing w:after="0" w:line="500" w:lineRule="exact"/>
+        <w:spacing w:after="0" w:line="480" w:lineRule="exact"/>
         <w:pBdr>
           <w:bottom w:val="single" w:sz="3" w:color="B2B8BC"/>
           <w:between w:val="single" w:sz="3" w:color="B2B8BC"/>
@@ -806,7 +782,7 @@
     <w:p>
       <w:pPr>
         <w:pStyle w:val="ExamBody"/>
-        <w:spacing w:after="0" w:line="500" w:lineRule="exact"/>
+        <w:spacing w:after="0" w:line="480" w:lineRule="exact"/>
         <w:pBdr>
           <w:bottom w:val="single" w:sz="3" w:color="B2B8BC"/>
           <w:between w:val="single" w:sz="3" w:color="B2B8BC"/>
@@ -822,7 +798,7 @@
     <w:p>
       <w:pPr>
         <w:pStyle w:val="ExamBody"/>
-        <w:spacing w:after="0" w:line="500" w:lineRule="exact"/>
+        <w:spacing w:after="0" w:line="480" w:lineRule="exact"/>
         <w:pBdr>
           <w:bottom w:val="single" w:sz="3" w:color="B2B8BC"/>
           <w:between w:val="single" w:sz="3" w:color="B2B8BC"/>
@@ -838,7 +814,7 @@
     <w:p>
       <w:pPr>
         <w:pStyle w:val="ExamBody"/>
-        <w:spacing w:after="0" w:line="500" w:lineRule="exact"/>
+        <w:spacing w:after="0" w:line="480" w:lineRule="exact"/>
         <w:pBdr>
           <w:bottom w:val="single" w:sz="3" w:color="B2B8BC"/>
           <w:between w:val="single" w:sz="3" w:color="B2B8BC"/>
@@ -854,7 +830,7 @@
     <w:p>
       <w:pPr>
         <w:pStyle w:val="ExamBody"/>
-        <w:spacing w:after="0" w:line="500" w:lineRule="exact"/>
+        <w:spacing w:after="0" w:line="480" w:lineRule="exact"/>
         <w:pBdr>
           <w:bottom w:val="single" w:sz="3" w:color="B2B8BC"/>
           <w:between w:val="single" w:sz="3" w:color="B2B8BC"/>
@@ -870,7 +846,7 @@
     <w:p>
       <w:pPr>
         <w:pStyle w:val="ExamBody"/>
-        <w:spacing w:after="0" w:line="500" w:lineRule="exact"/>
+        <w:spacing w:after="0" w:line="480" w:lineRule="exact"/>
         <w:pBdr>
           <w:bottom w:val="single" w:sz="3" w:color="B2B8BC"/>
           <w:between w:val="single" w:sz="3" w:color="B2B8BC"/>
@@ -886,23 +862,7 @@
     <w:p>
       <w:pPr>
         <w:pStyle w:val="ExamBody"/>
-        <w:spacing w:after="0" w:line="500" w:lineRule="exact"/>
-        <w:pBdr>
-          <w:bottom w:val="single" w:sz="3" w:color="B2B8BC"/>
-          <w:between w:val="single" w:sz="3" w:color="B2B8BC"/>
-        </w:pBdr>
-      </w:pPr>
-      <w:r>
-        <w:rPr>
-          <w:sz w:val="2"/>
-        </w:rPr>
-        <w:t xml:space="preserve"> </w:t>
-      </w:r>
-    </w:p>
-    <w:p>
-      <w:pPr>
-        <w:pStyle w:val="ExamBody"/>
-        <w:spacing w:after="0" w:line="500" w:lineRule="exact"/>
+        <w:spacing w:after="0" w:line="480" w:lineRule="exact"/>
         <w:pBdr>
           <w:bottom w:val="single" w:sz="3" w:color="B2B8BC"/>
           <w:between w:val="single" w:sz="3" w:color="B2B8BC"/>
@@ -928,12 +888,12 @@
         <w:pStyle w:val="ExamBody"/>
       </w:pPr>
       <w:r>
-        <w:t>Lies deinen Brief. Prüfe ihn mit „Dein Wunschbrief: Das zählt“. Verbessere nur, was nötig ist. Die zwei Hilfeseiten folgen direkt.</w:t>
+        <w:t>Lies deinen Brief. Prüfe ihn mit „Dein Wunschbrief: Das zählt“. Verbessere nur, was nötig ist.</w:t>
       </w:r>
     </w:p>
     <w:p>
       <w:pPr>
-        <w:pStyle w:val="Title"/>
+        <w:pStyle w:val="ExamTitle"/>
         <w:pageBreakBefore/>
       </w:pPr>
       <w:r>
@@ -941,488 +901,316 @@
       </w:r>
     </w:p>
     <w:p>
+      <w:pPr>
+        <w:pStyle w:val="ExamBody"/>
+      </w:pPr>
       <w:r>
-        <w:t>Dein Ziel: Du schreibst einen freundlichen und verständlichen Wunschbrief.</w:t>
-      </w:r>
-    </w:p>
-    <w:p>
-      <w:r>
-        <w:rPr>
-          <w:b w:val="0"/>
-        </w:rPr>
-        <w:t>Name: __________________________</w:t>
+        <w:t>Dein Ziel: Du schreibst einen freundlichen und verständlichen Wunschbrief mit einem passenden Grund.</w:t>
       </w:r>
     </w:p>
     <w:p>
       <w:pPr>
-        <w:pStyle w:val="Heading2"/>
+        <w:pStyle w:val="ExamHeading"/>
       </w:pPr>
       <w:r>
         <w:t>Das gehört in deinen Brief</w:t>
       </w:r>
     </w:p>
     <w:p>
+      <w:pPr>
+        <w:pStyle w:val="ExamBody"/>
+      </w:pPr>
       <w:r>
-        <w:rPr>
-          <w:b w:val="0"/>
-        </w:rPr>
-        <w:t>☐ Du schreibst eine passende Anrede.</w:t>
+        <w:t>☐ Du schreibst Ort und Datum.</w:t>
       </w:r>
     </w:p>
     <w:p>
+      <w:pPr>
+        <w:pStyle w:val="ExamBody"/>
+      </w:pPr>
       <w:r>
-        <w:rPr>
-          <w:b w:val="0"/>
-        </w:rPr>
-        <w:t>☐ Du sagst klar, was du dir wünschst.</w:t>
+        <w:t>☐ Du verwendest eine passende Anrede.</w:t>
       </w:r>
     </w:p>
     <w:p>
+      <w:pPr>
+        <w:pStyle w:val="ExamBody"/>
+      </w:pPr>
       <w:r>
-        <w:rPr>
-          <w:b w:val="0"/>
-        </w:rPr>
-        <w:t>☐ Du schreibst mindestens einen weiteren Satz zu deinem Wunsch.</w:t>
+        <w:t>☐ Du wünschst dir eine Ausleihe von Spielgeräten für Schulhof B in den Pausen.</w:t>
       </w:r>
     </w:p>
     <w:p>
+      <w:pPr>
+        <w:pStyle w:val="ExamBody"/>
+      </w:pPr>
       <w:r>
-        <w:rPr>
-          <w:b w:val="0"/>
-        </w:rPr>
+        <w:t>☐ Du nennst mindestens einen passenden Grund für den Wunsch.</w:t>
+      </w:r>
+    </w:p>
+    <w:p>
+      <w:pPr>
+        <w:pStyle w:val="ExamBody"/>
+      </w:pPr>
+      <w:r>
+        <w:t>☐ Du schreibst freundlich und in verständlichen Sätzen.</w:t>
+      </w:r>
+    </w:p>
+    <w:p>
+      <w:pPr>
+        <w:pStyle w:val="ExamBody"/>
+      </w:pPr>
+      <w:r>
+        <w:t>☐ Deine Schrift ist lesbar. Die Teile des Briefes sind übersichtlich.</w:t>
+      </w:r>
+    </w:p>
+    <w:p>
+      <w:pPr>
+        <w:pStyle w:val="ExamBody"/>
+      </w:pPr>
+      <w:r>
         <w:t>☐ Du beendest den Brief mit einer Grußformel und deinem Namen.</w:t>
       </w:r>
     </w:p>
     <w:p>
+      <w:pPr>
+        <w:pStyle w:val="ExamHeading"/>
+      </w:pPr>
       <w:r>
-        <w:rPr>
-          <w:b w:val="0"/>
-        </w:rPr>
-        <w:t>☐ Du schreibst freundlich.</w:t>
-      </w:r>
-    </w:p>
-    <w:p>
-      <w:r>
-        <w:rPr>
-          <w:b w:val="0"/>
-        </w:rPr>
-        <w:t>☐ Du schreibst verständliche Sätze. Deine Schrift ist lesbar.</w:t>
-      </w:r>
-    </w:p>
-    <w:p>
-      <w:r>
-        <w:rPr>
-          <w:b w:val="0"/>
-        </w:rPr>
-        <w:t>☐ Du schreibst Ort und Datum oben auf deinen Brief.</w:t>
-      </w:r>
-    </w:p>
-    <w:p>
-      <w:r>
-        <w:rPr>
-          <w:b w:val="0"/>
-        </w:rPr>
-        <w:t>Ort und Datum gehören dazu. Wenn du sie vergisst, kannst du das Grundziel trotzdem erreichen. Beim Briefaufbau fehlt dann ein Punkt.</w:t>
+        <w:t>Das kannst du zusätzlich zeigen · freiwillig</w:t>
       </w:r>
     </w:p>
     <w:p>
       <w:pPr>
-        <w:pStyle w:val="Heading2"/>
+        <w:pStyle w:val="ExamBody"/>
       </w:pPr>
       <w:r>
-        <w:t>Das kannst du zusätzlich zeigen</w:t>
-      </w:r>
-    </w:p>
-    <w:p>
-      <w:r>
-        <w:rPr>
-          <w:b w:val="0"/>
-        </w:rPr>
-        <w:t>☐ Du erklärst, warum dein Wunsch sinnvoll ist.</w:t>
-      </w:r>
-    </w:p>
-    <w:p>
-      <w:r>
-        <w:rPr>
-          <w:b w:val="0"/>
-        </w:rPr>
-        <w:t>☐ Du nennst ein passendes Ergebnis aus der Umfrage.</w:t>
-      </w:r>
-    </w:p>
-    <w:p>
-      <w:r>
-        <w:rPr>
-          <w:b w:val="0"/>
-        </w:rPr>
-        <w:t>Diese beiden Zusätze sind freiwillig. Du kannst für jeden Zusatz bis zu zwei weitere Punkte bekommen.</w:t>
+        <w:t>☐ Du nutzt ein passendes Ergebnis aus der Umfrage und erklärst es sinnvoll.</w:t>
       </w:r>
     </w:p>
     <w:p>
       <w:pPr>
-        <w:pStyle w:val="Heading2"/>
+        <w:pStyle w:val="ExamBody"/>
+      </w:pPr>
+      <w:r>
+        <w:t>Ein Grund ist Pflicht. Nur die Umfrage ist freiwillig.</w:t>
+      </w:r>
+    </w:p>
+    <w:p>
+      <w:pPr>
+        <w:pStyle w:val="ExamHeading"/>
       </w:pPr>
       <w:r>
         <w:t>So wird dein Brief bewertet</w:t>
       </w:r>
     </w:p>
     <w:p>
+      <w:pPr>
+        <w:pStyle w:val="ExamBody"/>
+      </w:pPr>
       <w:r>
-        <w:rPr>
-          <w:b w:val="0"/>
-        </w:rPr>
-        <w:t>Für einen klaren, vollständigen und gut lesbaren Brief kannst du 18 Grundpunkte bekommen. Ein kurzer Brief kann alle Grundpunkte bekommen.</w:t>
-      </w:r>
-    </w:p>
-    <w:p>
-      <w:r>
-        <w:rPr>
-          <w:b w:val="0"/>
-        </w:rPr>
-        <w:t>Du musst keine Zahlen nutzen. Du musst deinen Brief auch nicht länger machen, wenn schon alles Wichtige darin steht.</w:t>
-      </w:r>
-    </w:p>
-    <w:p>
-      <w:r>
-        <w:br w:type="page"/>
+        <w:t>Du kannst 18 Grundpunkte bekommen. Bewertet werden der Wunsch, der Briefaufbau, die freundliche Sprache, die Begründung, die sprachliche Richtigkeit und die Lesbarkeit. Für die passende Umfrage kannst du bis zu 2 Zusatzpunkte bekommen.</w:t>
       </w:r>
     </w:p>
     <w:p>
       <w:pPr>
-        <w:pStyle w:val="Heading1"/>
+        <w:pStyle w:val="ExamBody"/>
+      </w:pPr>
+      <w:r>
+        <w:t>Ein guter Brief muss nicht lang sein. Wichtig ist, dass du deinen Wunsch verständlich formulierst und begründest.</w:t>
+      </w:r>
+    </w:p>
+    <w:p>
+      <w:pPr>
+        <w:pStyle w:val="ExamTitle"/>
+        <w:pageBreakBefore/>
       </w:pPr>
       <w:r>
         <w:t>Diese Hilfe darfst du nutzen</w:t>
       </w:r>
     </w:p>
     <w:p>
+      <w:pPr>
+        <w:pStyle w:val="ExamBody"/>
+      </w:pPr>
       <w:r>
-        <w:rPr>
-          <w:b w:val="0"/>
-        </w:rPr>
-        <w:t>Diese beiden Seiten darfst du bei der Probearbeit und bei der Arbeit nutzen. Dafür werden keine Punkte abgezogen.</w:t>
+        <w:t>Diese beiden Seiten darfst du bei der Lernerfolgskontrolle nutzen. Dafür gibt es keinen Punktabzug.</w:t>
       </w:r>
     </w:p>
     <w:p>
       <w:pPr>
-        <w:pStyle w:val="Heading2"/>
+        <w:pStyle w:val="ExamHeading"/>
       </w:pPr>
       <w:r>
         <w:t>Planung</w:t>
       </w:r>
     </w:p>
     <w:p>
+      <w:pPr>
+        <w:pStyle w:val="ExamBody"/>
+      </w:pPr>
       <w:r>
-        <w:rPr>
-          <w:b w:val="0"/>
-        </w:rPr>
-        <w:t>Kläre: An wen schreibst du? Was wünschst du dir? Welcher weitere Satz passt dazu? Notiere Stichwörter in deinen Schreibplan.</w:t>
+        <w:t>Überlege: An wen schreibe ich? Was wünsche ich mir? Warum wäre das sinnvoll? Notiere Stichwörter in deinen Schreibplan.</w:t>
       </w:r>
     </w:p>
     <w:p>
       <w:pPr>
-        <w:pStyle w:val="Heading2"/>
+        <w:pStyle w:val="ExamHeading"/>
       </w:pPr>
       <w:r>
         <w:t>Durchführung</w:t>
       </w:r>
     </w:p>
     <w:p>
+      <w:pPr>
+        <w:pStyle w:val="ExamBody"/>
+      </w:pPr>
       <w:r>
-        <w:rPr>
-          <w:b w:val="0"/>
-        </w:rPr>
         <w:t>Schreibe deinen Brief in dieser Reihenfolge:</w:t>
       </w:r>
     </w:p>
-    <w:tbl>
-      <w:tblPr>
-        <w:tblW w:type="dxa" w:w="10091"/>
-        <w:tblLayout w:type="fixed"/>
-        <w:tblLook w:firstColumn="1" w:firstRow="1" w:lastColumn="0" w:lastRow="0" w:noHBand="0" w:noVBand="1" w:val="04A0"/>
-        <w:tblInd w:w="120" w:type="dxa"/>
-        <w:tblCellMar>
-          <w:top w:w="95" w:type="dxa"/>
-          <w:left w:w="120" w:type="dxa"/>
-          <w:bottom w:w="95" w:type="dxa"/>
-          <w:right w:w="120" w:type="dxa"/>
-        </w:tblCellMar>
-      </w:tblPr>
-      <w:tblGrid>
-        <w:gridCol w:w="680"/>
-        <w:gridCol w:w="9411"/>
-      </w:tblGrid>
-      <w:tr>
-        <w:trPr>
-          <w:cantSplit/>
-        </w:trPr>
-        <w:tc>
-          <w:tcPr>
-            <w:tcW w:type="dxa" w:w="680"/>
-            <w:shd w:fill="EEF2F4"/>
-          </w:tcPr>
-          <w:p>
-            <w:pPr>
-              <w:spacing w:after="60" w:before="20"/>
-            </w:pPr>
-            <w:r>
-              <w:rPr>
-                <w:rFonts w:ascii="Arial" w:hAnsi="Arial"/>
-                <w:b/>
-                <w:sz w:val="28"/>
-              </w:rPr>
-              <w:t>1</w:t>
-            </w:r>
-          </w:p>
-        </w:tc>
-        <w:tc>
-          <w:tcPr>
-            <w:tcW w:type="dxa" w:w="9411"/>
-            <w:shd w:fill="F7F8F8"/>
-          </w:tcPr>
-          <w:p>
-            <w:pPr>
-              <w:spacing w:after="60" w:before="20"/>
-            </w:pPr>
-            <w:r>
-              <w:rPr>
-                <w:rFonts w:ascii="Arial" w:hAnsi="Arial"/>
-                <w:b w:val="0"/>
-                <w:sz w:val="28"/>
-              </w:rPr>
-              <w:t>Ort und Datum</w:t>
-            </w:r>
-          </w:p>
-        </w:tc>
-      </w:tr>
-      <w:tr>
-        <w:trPr>
-          <w:cantSplit/>
-        </w:trPr>
-        <w:tc>
-          <w:tcPr>
-            <w:tcW w:type="dxa" w:w="680"/>
-            <w:shd w:fill="EEF2F4"/>
-          </w:tcPr>
-          <w:p>
-            <w:pPr>
-              <w:spacing w:after="60" w:before="20"/>
-            </w:pPr>
-            <w:r>
-              <w:rPr>
-                <w:rFonts w:ascii="Arial" w:hAnsi="Arial"/>
-                <w:b/>
-                <w:sz w:val="28"/>
-              </w:rPr>
-              <w:t>2</w:t>
-            </w:r>
-          </w:p>
-        </w:tc>
-        <w:tc>
-          <w:tcPr>
-            <w:tcW w:type="dxa" w:w="9411"/>
-            <w:shd w:fill="FFFFFF"/>
-          </w:tcPr>
-          <w:p>
-            <w:pPr>
-              <w:spacing w:after="60" w:before="20"/>
-            </w:pPr>
-            <w:r>
-              <w:rPr>
-                <w:rFonts w:ascii="Arial" w:hAnsi="Arial"/>
-                <w:b w:val="0"/>
-                <w:sz w:val="28"/>
-              </w:rPr>
-              <w:t>Anrede</w:t>
-            </w:r>
-          </w:p>
-        </w:tc>
-      </w:tr>
-      <w:tr>
-        <w:trPr>
-          <w:cantSplit/>
-        </w:trPr>
-        <w:tc>
-          <w:tcPr>
-            <w:tcW w:type="dxa" w:w="680"/>
-            <w:shd w:fill="EEF2F4"/>
-          </w:tcPr>
-          <w:p>
-            <w:pPr>
-              <w:spacing w:after="60" w:before="20"/>
-            </w:pPr>
-            <w:r>
-              <w:rPr>
-                <w:rFonts w:ascii="Arial" w:hAnsi="Arial"/>
-                <w:b/>
-                <w:sz w:val="28"/>
-              </w:rPr>
-              <w:t>3</w:t>
-            </w:r>
-          </w:p>
-        </w:tc>
-        <w:tc>
-          <w:tcPr>
-            <w:tcW w:type="dxa" w:w="9411"/>
-            <w:shd w:fill="F7F8F8"/>
-          </w:tcPr>
-          <w:p>
-            <w:pPr>
-              <w:spacing w:after="60" w:before="20"/>
-            </w:pPr>
-            <w:r>
-              <w:rPr>
-                <w:rFonts w:ascii="Arial" w:hAnsi="Arial"/>
-                <w:b w:val="0"/>
-                <w:sz w:val="28"/>
-              </w:rPr>
-              <w:t>Dein Wunsch und mindestens ein weiterer passender Satz</w:t>
-            </w:r>
-          </w:p>
-        </w:tc>
-      </w:tr>
-      <w:tr>
-        <w:trPr>
-          <w:cantSplit/>
-        </w:trPr>
-        <w:tc>
-          <w:tcPr>
-            <w:tcW w:type="dxa" w:w="680"/>
-            <w:shd w:fill="EEF2F4"/>
-          </w:tcPr>
-          <w:p>
-            <w:pPr>
-              <w:spacing w:after="60" w:before="20"/>
-            </w:pPr>
-            <w:r>
-              <w:rPr>
-                <w:rFonts w:ascii="Arial" w:hAnsi="Arial"/>
-                <w:b/>
-                <w:sz w:val="28"/>
-              </w:rPr>
-              <w:t>4</w:t>
-            </w:r>
-          </w:p>
-        </w:tc>
-        <w:tc>
-          <w:tcPr>
-            <w:tcW w:type="dxa" w:w="9411"/>
-            <w:shd w:fill="FFFFFF"/>
-          </w:tcPr>
-          <w:p>
-            <w:pPr>
-              <w:spacing w:after="60" w:before="20"/>
-            </w:pPr>
-            <w:r>
-              <w:rPr>
-                <w:rFonts w:ascii="Arial" w:hAnsi="Arial"/>
-                <w:b w:val="0"/>
-                <w:sz w:val="28"/>
-              </w:rPr>
-              <w:t>Grußformel</w:t>
-            </w:r>
-          </w:p>
-        </w:tc>
-      </w:tr>
-      <w:tr>
-        <w:trPr>
-          <w:cantSplit/>
-        </w:trPr>
-        <w:tc>
-          <w:tcPr>
-            <w:tcW w:type="dxa" w:w="680"/>
-            <w:shd w:fill="EEF2F4"/>
-          </w:tcPr>
-          <w:p>
-            <w:pPr>
-              <w:spacing w:after="60" w:before="20"/>
-            </w:pPr>
-            <w:r>
-              <w:rPr>
-                <w:rFonts w:ascii="Arial" w:hAnsi="Arial"/>
-                <w:b/>
-                <w:sz w:val="28"/>
-              </w:rPr>
-              <w:t>5</w:t>
-            </w:r>
-          </w:p>
-        </w:tc>
-        <w:tc>
-          <w:tcPr>
-            <w:tcW w:type="dxa" w:w="9411"/>
-            <w:shd w:fill="F7F8F8"/>
-          </w:tcPr>
-          <w:p>
-            <w:pPr>
-              <w:spacing w:after="60" w:before="20"/>
-            </w:pPr>
-            <w:r>
-              <w:rPr>
-                <w:rFonts w:ascii="Arial" w:hAnsi="Arial"/>
-                <w:b w:val="0"/>
-                <w:sz w:val="28"/>
-              </w:rPr>
-              <w:t>Dein Name</w:t>
-            </w:r>
-          </w:p>
-        </w:tc>
-      </w:tr>
-    </w:tbl>
     <w:p>
+      <w:pPr>
+        <w:pStyle w:val="ExamBody"/>
+      </w:pPr>
       <w:r>
-        <w:rPr>
-          <w:b/>
-        </w:rPr>
-        <w:t>Wenn du einen Anfang brauchst:</w:t>
+        <w:t>1  Ort und Datum</w:t>
       </w:r>
     </w:p>
     <w:p>
+      <w:pPr>
+        <w:pStyle w:val="ExamBody"/>
+      </w:pPr>
       <w:r>
-        <w:rPr>
-          <w:b w:val="0"/>
-        </w:rPr>
-        <w:t>Sehr geehrte Frau …, / Sehr geehrter Herr …,</w:t>
-        <w:br/>
-        <w:t>Für unsere Schule wünsche ich mir …</w:t>
-        <w:br/>
-        <w:t>Ich würde mich darüber sehr freuen.</w:t>
-        <w:br/>
+        <w:t>2  freie Zeile</w:t>
+      </w:r>
+    </w:p>
+    <w:p>
+      <w:pPr>
+        <w:pStyle w:val="ExamBody"/>
+      </w:pPr>
+      <w:r>
+        <w:t>3  Anrede mit Komma</w:t>
+      </w:r>
+    </w:p>
+    <w:p>
+      <w:pPr>
+        <w:pStyle w:val="ExamBody"/>
+      </w:pPr>
+      <w:r>
+        <w:t>4  freie Zeile</w:t>
+      </w:r>
+    </w:p>
+    <w:p>
+      <w:pPr>
+        <w:pStyle w:val="ExamBody"/>
+      </w:pPr>
+      <w:r>
+        <w:t>5  Wunsch und mindestens ein passender Grund</w:t>
+      </w:r>
+    </w:p>
+    <w:p>
+      <w:pPr>
+        <w:pStyle w:val="ExamBody"/>
+      </w:pPr>
+      <w:r>
+        <w:t>6  freie Zeile</w:t>
+      </w:r>
+    </w:p>
+    <w:p>
+      <w:pPr>
+        <w:pStyle w:val="ExamBody"/>
+      </w:pPr>
+      <w:r>
+        <w:t>7  Grußformel und Name</w:t>
+      </w:r>
+    </w:p>
+    <w:p>
+      <w:pPr>
+        <w:pStyle w:val="ExamHeading"/>
+      </w:pPr>
+      <w:r>
+        <w:t>Wenn du einen Anfang brauchst</w:t>
+      </w:r>
+    </w:p>
+    <w:p>
+      <w:pPr>
+        <w:pStyle w:val="ExamBody"/>
+      </w:pPr>
+      <w:r>
+        <w:t>Sehr geehrte Frau …,</w:t>
+      </w:r>
+    </w:p>
+    <w:p>
+      <w:pPr>
+        <w:pStyle w:val="ExamBody"/>
+      </w:pPr>
+      <w:r>
+        <w:t>ich wünsche mir …</w:t>
+      </w:r>
+    </w:p>
+    <w:p>
+      <w:pPr>
+        <w:pStyle w:val="ExamBody"/>
+      </w:pPr>
+      <w:r>
+        <w:t>Das wäre sinnvoll, weil …</w:t>
+      </w:r>
+    </w:p>
+    <w:p>
+      <w:pPr>
+        <w:pStyle w:val="ExamBody"/>
+      </w:pPr>
+      <w:r>
+        <w:t>Dann könnten wir …</w:t>
+      </w:r>
+    </w:p>
+    <w:p>
+      <w:pPr>
+        <w:pStyle w:val="ExamBody"/>
+      </w:pPr>
+      <w:r>
         <w:t>Freundliche Grüße</w:t>
       </w:r>
     </w:p>
     <w:p>
+      <w:pPr>
+        <w:pStyle w:val="ExamHeading"/>
+      </w:pPr>
       <w:r>
-        <w:rPr>
-          <w:b w:val="0"/>
-        </w:rPr>
-        <w:t>Nur wenn du einen Zusatz schreiben möchtest:</w:t>
-        <w:br/>
-        <w:t>Das wäre sinnvoll, weil …</w:t>
-        <w:br/>
+        <w:t>Nur freiwillig für die Umfrage</w:t>
+      </w:r>
+    </w:p>
+    <w:p>
+      <w:pPr>
+        <w:pStyle w:val="ExamBody"/>
+      </w:pPr>
+      <w:r>
         <w:t>In der Umfrage wünschen sich … Kinder …</w:t>
       </w:r>
     </w:p>
     <w:p>
       <w:pPr>
-        <w:pStyle w:val="Heading2"/>
+        <w:pStyle w:val="ExamHeading"/>
       </w:pPr>
       <w:r>
         <w:t>Reflexion</w:t>
       </w:r>
     </w:p>
     <w:p>
+      <w:pPr>
+        <w:pStyle w:val="ExamBody"/>
+      </w:pPr>
       <w:r>
-        <w:rPr>
-          <w:b w:val="0"/>
-        </w:rPr>
-        <w:t>Lies deinen Brief. Prüfe die Punkte unter „Das gehört in deinen Brief“. Verbessere eine Stelle, wenn es nötig ist.</w:t>
+        <w:t>Prüfe, ob du deinen Wunsch klar nennst und mindestens einen passenden Grund dafür angibst. Kontrolliere das Komma nach der Anrede, den kleingeschriebenen Satzbeginn und die freien Zeilen.</w:t>
       </w:r>
     </w:p>
     <w:p>
+      <w:pPr>
+        <w:pStyle w:val="ExamBody"/>
+      </w:pPr>
       <w:r>
-        <w:rPr>
-          <w:b w:val="0"/>
-        </w:rPr>
-        <w:t>Du darfst dir den Auftrag vorlesen lassen. Deinen Brief formulierst du selbst. Während der Arbeit nutzt du keine Hilfe von anderen Kindern und keinen Kiosk.</w:t>
+        <w:t>Du darfst dir den Auftrag vorlesen lassen. Deinen Brief formulierst du selbst. Keine Partnerhilfe und kein Kontroll-Kiosk während der Arbeit.</w:t>
       </w:r>
     </w:p>
     <w:sectPr>
@@ -1448,7 +1236,7 @@
         <w:rFonts w:ascii="Arial" w:hAnsi="Arial"/>
         <w:sz w:val="18"/>
       </w:rPr>
-      <w:t xml:space="preserve">Deutsch 5 · Wunschbriefe · 8. September 2026 · Fassung 3  |  </w:t>
+      <w:t xml:space="preserve">Deutsch 5 · Wunschbriefe · 5. Oktober 2026 · Fassung 4  |  </w:t>
     </w:r>
     <w:fldSimple w:instr="PAGE"/>
   </w:p>
@@ -13525,52 +13313,52 @@
     <w:name w:val="ExamBody"/>
     <w:pPr>
       <w:keepNext w:val="0"/>
-      <w:spacing w:before="0" w:after="140" w:line="247" w:lineRule="auto"/>
+      <w:spacing w:before="0" w:after="120" w:line="247" w:lineRule="auto"/>
     </w:pPr>
     <w:rPr>
       <w:rFonts w:ascii="Arial" w:hAnsi="Arial"/>
       <w:b w:val="0"/>
       <w:color w:val="24313A"/>
-      <w:sz w:val="28"/>
+      <w:sz w:val="24"/>
     </w:rPr>
   </w:style>
   <w:style w:type="paragraph" w:customStyle="1" w:styleId="ExamTitle">
     <w:name w:val="ExamTitle"/>
     <w:pPr>
       <w:keepNext/>
-      <w:spacing w:before="0" w:after="140" w:line="247" w:lineRule="auto"/>
+      <w:spacing w:before="0" w:after="120" w:line="247" w:lineRule="auto"/>
     </w:pPr>
     <w:rPr>
       <w:rFonts w:ascii="Arial" w:hAnsi="Arial"/>
       <w:b/>
       <w:color w:val="24313A"/>
-      <w:sz w:val="44"/>
+      <w:sz w:val="40"/>
     </w:rPr>
   </w:style>
   <w:style w:type="paragraph" w:customStyle="1" w:styleId="ExamHeading">
     <w:name w:val="ExamHeading"/>
     <w:pPr>
       <w:keepNext/>
-      <w:spacing w:before="0" w:after="140" w:line="247" w:lineRule="auto"/>
-    </w:pPr>
-    <w:rPr>
-      <w:rFonts w:ascii="Arial" w:hAnsi="Arial"/>
-      <w:b/>
-      <w:color w:val="24313A"/>
-      <w:sz w:val="32"/>
-    </w:rPr>
-  </w:style>
-  <w:style w:type="paragraph" w:customStyle="1" w:styleId="ExamLabel">
-    <w:name w:val="ExamLabel"/>
-    <w:pPr>
-      <w:keepNext/>
-      <w:spacing w:before="0" w:after="140" w:line="247" w:lineRule="auto"/>
+      <w:spacing w:before="0" w:after="120" w:line="247" w:lineRule="auto"/>
     </w:pPr>
     <w:rPr>
       <w:rFonts w:ascii="Arial" w:hAnsi="Arial"/>
       <w:b/>
       <w:color w:val="24313A"/>
       <w:sz w:val="28"/>
+    </w:rPr>
+  </w:style>
+  <w:style w:type="paragraph" w:customStyle="1" w:styleId="ExamLabel">
+    <w:name w:val="ExamLabel"/>
+    <w:pPr>
+      <w:keepNext/>
+      <w:spacing w:before="0" w:after="120" w:line="247" w:lineRule="auto"/>
+    </w:pPr>
+    <w:rPr>
+      <w:rFonts w:ascii="Arial" w:hAnsi="Arial"/>
+      <w:b/>
+      <w:color w:val="24313A"/>
+      <w:sz w:val="24"/>
     </w:rPr>
   </w:style>
 </w:styles>
